--- a/backend/8.2/8.2.2/8.2.2.1/8.2.2.1.1/8.2.2.1.1-01/Положение об отделе сопровождения учебного процесса.docx
+++ b/backend/8.2/8.2.2/8.2.2.1/8.2.2.1.1/8.2.2.1.1-01/Положение об отделе сопровождения учебного процесса.docx
@@ -4,7 +4,496 @@
   <w:body>
     <w:p>
       <w:r>
-        <w:t>положение об отделе сопровождения учебного процесса</w:t>
+        <w:t>Федеральное государственное автономное образовательное учреждение высшего образования</w:t>
+      </w:r>
+    </w:p>
+    <w:p>
+      <w:r>
+        <w:t>«Национальный исследовательский университет»</w:t>
+      </w:r>
+    </w:p>
+    <w:p/>
+    <w:p>
+      <w:r>
+        <w:t>ПОЛОЖЕНИЕ</w:t>
+      </w:r>
+    </w:p>
+    <w:p/>
+    <w:p>
+      <w:r>
+        <w:t>об учебном офисе факультета компьютерных наук</w:t>
+      </w:r>
+    </w:p>
+    <w:p/>
+    <w:p>
+      <w:r>
+        <w:t>№ 01</w:t>
+      </w:r>
+    </w:p>
+    <w:p>
+      <w:r>
+        <w:t>г. ________</w:t>
+      </w:r>
+    </w:p>
+    <w:p>
+      <w:r>
+        <w:t>00.00.2026 г.</w:t>
+      </w:r>
+    </w:p>
+    <w:p/>
+    <w:p>
+      <w:r>
+        <w:t>I. Общие положения</w:t>
+      </w:r>
+    </w:p>
+    <w:p/>
+    <w:p>
+      <w:r>
+        <w:t>1. Учебный офис факультета компьютерных наук является структурным подразделением факультета и создается в целях организационного, административного и документационного сопровождения образовательного процесса.</w:t>
+      </w:r>
+    </w:p>
+    <w:p/>
+    <w:p>
+      <w:r>
+        <w:t>2. Учебный офис создается, реорганизуется и ликвидируется приказом ректора (директора филиала) Университета в установленном порядке.</w:t>
+      </w:r>
+    </w:p>
+    <w:p/>
+    <w:p>
+      <w:r>
+        <w:t>3. Учебный офис непосредственно подчиняется декану факультета компьютерных наук.</w:t>
+      </w:r>
+    </w:p>
+    <w:p/>
+    <w:p>
+      <w:r>
+        <w:t>4. Руководство учебным офисом осуществляет начальник учебного офиса, назначаемый и освобождаемый от должности приказом ректора (директора филиала) по представлению декана факультета.</w:t>
+      </w:r>
+    </w:p>
+    <w:p/>
+    <w:p>
+      <w:r>
+        <w:t>5. В своей деятельности учебный офис руководствуется:</w:t>
+      </w:r>
+    </w:p>
+    <w:p/>
+    <w:p>
+      <w:r>
+        <w:t>* законодательством Российской Федерации в сфере образования;</w:t>
+      </w:r>
+    </w:p>
+    <w:p>
+      <w:r>
+        <w:t>* уставом Университета;</w:t>
+      </w:r>
+    </w:p>
+    <w:p>
+      <w:r>
+        <w:t>* локальными нормативными актами Университета;</w:t>
+      </w:r>
+    </w:p>
+    <w:p>
+      <w:r>
+        <w:t>* приказами и распоряжениями руководства Университета;</w:t>
+      </w:r>
+    </w:p>
+    <w:p>
+      <w:r>
+        <w:t>* настоящим Положением.</w:t>
+      </w:r>
+    </w:p>
+    <w:p/>
+    <w:p>
+      <w:r>
+        <w:lastRenderedPageBreak/>
+        <w:t>6. Структура и штатная численность учебного офиса утверждаются в установленном порядке.</w:t>
+      </w:r>
+    </w:p>
+    <w:p/>
+    <w:p>
+      <w:r>
+        <w:t>II. Структура</w:t>
+      </w:r>
+    </w:p>
+    <w:p/>
+    <w:p>
+      <w:r>
+        <w:t>1. В состав учебного офиса могут входить:</w:t>
+      </w:r>
+    </w:p>
+    <w:p/>
+    <w:p>
+      <w:r>
+        <w:t>* сектор сопровождения образовательных программ;</w:t>
+      </w:r>
+    </w:p>
+    <w:p>
+      <w:r>
+        <w:t>* сектор документооборота по студентам;</w:t>
+      </w:r>
+    </w:p>
+    <w:p>
+      <w:r>
+        <w:t>* сектор расписания и учебного планирования;</w:t>
+      </w:r>
+    </w:p>
+    <w:p>
+      <w:r>
+        <w:t>* сектор сопровождения итоговой аттестации;</w:t>
+      </w:r>
+    </w:p>
+    <w:p>
+      <w:r>
+        <w:t>* иные подразделения по решению руководства факультета.</w:t>
+      </w:r>
+    </w:p>
+    <w:p/>
+    <w:p>
+      <w:r>
+        <w:t>2. Распределение обязанностей между работниками учебного офиса осуществляется начальником учебного офиса в соответствии с должностными инструкциями.</w:t>
+      </w:r>
+    </w:p>
+    <w:p/>
+    <w:p>
+      <w:r>
+        <w:t>III. Основные задачи</w:t>
+      </w:r>
+    </w:p>
+    <w:p/>
+    <w:p>
+      <w:r>
+        <w:t>1. Организация сопровождения образовательного процесса на факультете.</w:t>
+      </w:r>
+    </w:p>
+    <w:p/>
+    <w:p>
+      <w:r>
+        <w:t>2. Документационное обеспечение деятельности факультета по вопросам обучения студентов.</w:t>
+      </w:r>
+    </w:p>
+    <w:p/>
+    <w:p>
+      <w:r>
+        <w:t>3. Ведение учета контингента обучающихся.</w:t>
+      </w:r>
+    </w:p>
+    <w:p/>
+    <w:p>
+      <w:r>
+        <w:t>4. Подготовка проектов приказов и иных документов по движению студентов.</w:t>
+      </w:r>
+    </w:p>
+    <w:p/>
+    <w:p>
+      <w:r>
+        <w:t>5. Организация взаимодействия студентов, преподавателей, академических руководителей и административных подразделений.</w:t>
+      </w:r>
+    </w:p>
+    <w:p/>
+    <w:p>
+      <w:r>
+        <w:t>6. Обеспечение соблюдения установленных сроков учебного процесса.</w:t>
+      </w:r>
+    </w:p>
+    <w:p/>
+    <w:p>
+      <w:r>
+        <w:t>7. Сопровождение процедур промежуточной и итоговой аттестации.</w:t>
+      </w:r>
+    </w:p>
+    <w:p/>
+    <w:p>
+      <w:r>
+        <w:t>IV. Функции</w:t>
+      </w:r>
+    </w:p>
+    <w:p/>
+    <w:p>
+      <w:r>
+        <w:t>Учебный офис осуществляет следующие функции:</w:t>
+      </w:r>
+    </w:p>
+    <w:p/>
+    <w:p>
+      <w:r>
+        <w:t>1. Формирование и актуализация сведений о контингенте обучающихся.</w:t>
+      </w:r>
+    </w:p>
+    <w:p/>
+    <w:p>
+      <w:r>
+        <w:t>2. Подготовка документов по зачислению, переводу, восстановлению, отчислению студентов.</w:t>
+      </w:r>
+    </w:p>
+    <w:p/>
+    <w:p>
+      <w:r>
+        <w:t>3. Прием и регистрация заявлений обучающихся.</w:t>
+      </w:r>
+    </w:p>
+    <w:p/>
+    <w:p>
+      <w:r>
+        <w:t>4. Подготовка справок об обучении, академических справок и иных документов в пределах компетенции.</w:t>
+      </w:r>
+    </w:p>
+    <w:p/>
+    <w:p>
+      <w:r>
+        <w:t>5. Сопровождение индивидуальных учебных планов.</w:t>
+      </w:r>
+    </w:p>
+    <w:p/>
+    <w:p>
+      <w:r>
+        <w:t>6. Подготовка и публикация расписания учебных занятий, экзаменов и пересдач.</w:t>
+      </w:r>
+    </w:p>
+    <w:p/>
+    <w:p>
+      <w:r>
+        <w:t>7. Организация сбора ведомостей текущего контроля и промежуточной аттестации.</w:t>
+      </w:r>
+    </w:p>
+    <w:p/>
+    <w:p>
+      <w:r>
+        <w:t>8. Подготовка документов по академическим отпускам.</w:t>
+      </w:r>
+    </w:p>
+    <w:p/>
+    <w:p>
+      <w:r>
+        <w:t>9. Сопровождение государственной итоговой аттестации, защиты выпускных квалификационных работ.</w:t>
+      </w:r>
+    </w:p>
+    <w:p/>
+    <w:p>
+      <w:r>
+        <w:t>10. Ведение архива учебной документации в пределах компетенции.</w:t>
+      </w:r>
+    </w:p>
+    <w:p/>
+    <w:p>
+      <w:r>
+        <w:t>11. Работа в корпоративных информационных системах Университета.</w:t>
+      </w:r>
+    </w:p>
+    <w:p/>
+    <w:p>
+      <w:r>
+        <w:t>12. Подготовка отчетности по запросам руководства факультета и Университета.</w:t>
+      </w:r>
+    </w:p>
+    <w:p/>
+    <w:p>
+      <w:r>
+        <w:t>13. Консультирование студентов по вопросам учебного процесса.</w:t>
+      </w:r>
+    </w:p>
+    <w:p/>
+    <w:p>
+      <w:r>
+        <w:t>14. Взаимодействие с общеуниверситетскими подразделениями по вопросам организации обучения.</w:t>
+      </w:r>
+    </w:p>
+    <w:p/>
+    <w:p>
+      <w:r>
+        <w:t xml:space="preserve"> V. Права</w:t>
+      </w:r>
+    </w:p>
+    <w:p/>
+    <w:p>
+      <w:r>
+        <w:t>Учебный офис имеет право:</w:t>
+      </w:r>
+    </w:p>
+    <w:p/>
+    <w:p>
+      <w:r>
+        <w:t>1. Запрашивать у структурных подразделений сведения и документы, необходимые для выполнения возложенных функций.</w:t>
+      </w:r>
+    </w:p>
+    <w:p/>
+    <w:p>
+      <w:r>
+        <w:t>2. Получать от обучающихся документы, заявления и иные материалы по вопросам обучения.</w:t>
+      </w:r>
+    </w:p>
+    <w:p/>
+    <w:p>
+      <w:r>
+        <w:t>3. Направлять служебные запросы в пределах своей компетенции.</w:t>
+      </w:r>
+    </w:p>
+    <w:p/>
+    <w:p>
+      <w:r>
+        <w:t>4. Использовать информационные системы Университета в установленном порядке.</w:t>
+      </w:r>
+    </w:p>
+    <w:p/>
+    <w:p>
+      <w:r>
+        <w:t>5. Вносить предложения руководству факультета по совершенствованию организации учебного процесса.</w:t>
+      </w:r>
+    </w:p>
+    <w:p/>
+    <w:p>
+      <w:r>
+        <w:t>6. Участвовать в совещаниях по вопросам, относящимся к компетенции учебного офиса.</w:t>
+      </w:r>
+    </w:p>
+    <w:p/>
+    <w:p>
+      <w:r>
+        <w:t>VI. Взаимодействие</w:t>
+      </w:r>
+    </w:p>
+    <w:p/>
+    <w:p>
+      <w:r>
+        <w:t>Учебный офис взаимодействует:</w:t>
+      </w:r>
+    </w:p>
+    <w:p/>
+    <w:p>
+      <w:r>
+        <w:t>1. С деканатом факультета — по вопросам организации образовательного процесса.</w:t>
+      </w:r>
+    </w:p>
+    <w:p/>
+    <w:p>
+      <w:r>
+        <w:t>2. С академическими руководителями образовательных программ — по вопросам учебных планов, успеваемости и контингента.</w:t>
+      </w:r>
+    </w:p>
+    <w:p/>
+    <w:p>
+      <w:r>
+        <w:t>3. С преподавателями — по вопросам расписания, ведомостей, аттестации.</w:t>
+      </w:r>
+    </w:p>
+    <w:p/>
+    <w:p>
+      <w:r>
+        <w:t>4. С приемной комиссией — по вопросам зачисления и перевода обучающихся.</w:t>
+      </w:r>
+    </w:p>
+    <w:p/>
+    <w:p>
+      <w:r>
+        <w:t>5. С управлением по работе со студентами — по вопросам движения контингента.</w:t>
+      </w:r>
+    </w:p>
+    <w:p/>
+    <w:p>
+      <w:r>
+        <w:t>6. С бухгалтерией — по вопросам оформления отдельных документов в пределах компетенции.</w:t>
+      </w:r>
+    </w:p>
+    <w:p/>
+    <w:p>
+      <w:r>
+        <w:t>7. С обучающимися — по вопросам сопровождения обучения.</w:t>
+      </w:r>
+    </w:p>
+    <w:p/>
+    <w:p>
+      <w:r>
+        <w:t>VII. Ответственность</w:t>
+      </w:r>
+    </w:p>
+    <w:p/>
+    <w:p>
+      <w:r>
+        <w:t>1. Начальник учебного офиса несет персональную ответственность за организацию работы подразделения.</w:t>
+      </w:r>
+    </w:p>
+    <w:p/>
+    <w:p>
+      <w:r>
+        <w:t>2. Работники учебного офиса несут ответственность за:</w:t>
+      </w:r>
+    </w:p>
+    <w:p/>
+    <w:p>
+      <w:r>
+        <w:t>* соблюдение законодательства Российской Федерации;</w:t>
+      </w:r>
+    </w:p>
+    <w:p>
+      <w:r>
+        <w:t>* сохранность документов;</w:t>
+      </w:r>
+    </w:p>
+    <w:p>
+      <w:r>
+        <w:t>* корректность вносимых сведений;</w:t>
+      </w:r>
+    </w:p>
+    <w:p>
+      <w:r>
+        <w:t>* соблюдение сроков подготовки документов;</w:t>
+      </w:r>
+    </w:p>
+    <w:p>
+      <w:r>
+        <w:t>* неразглашение персональных данных и конфиденциальной информации;</w:t>
+      </w:r>
+    </w:p>
+    <w:p>
+      <w:r>
+        <w:t>* исполнение должностных обязанностей.</w:t>
+      </w:r>
+    </w:p>
+    <w:p/>
+    <w:p>
+      <w:r>
+        <w:t>3. Ответственность работников определяется трудовым законодательством Российской Федерации и локальными нормативными актами Университета.</w:t>
+      </w:r>
+    </w:p>
+    <w:p/>
+    <w:p>
+      <w:r>
+        <w:t>VIII. Заключительные положения</w:t>
+      </w:r>
+    </w:p>
+    <w:p/>
+    <w:p>
+      <w:r>
+        <w:t>1. Настоящее Положение вступает в силу с даты утверждения.</w:t>
+      </w:r>
+    </w:p>
+    <w:p/>
+    <w:p>
+      <w:r>
+        <w:t>2. Изменения и дополнения в настоящее Положение вносятся в установленном порядке.</w:t>
+      </w:r>
+    </w:p>
+    <w:p/>
+    <w:p>
+      <w:r>
+        <w:t>Начальник учебного офиса __________________ /_____________/</w:t>
+      </w:r>
+    </w:p>
+    <w:p/>
+    <w:p>
+      <w:r>
+        <w:t>СОГЛАСОВАНО</w:t>
+      </w:r>
+    </w:p>
+    <w:p/>
+    <w:p>
+      <w:r>
+        <w:t>Декан факультета __________________ /_____________/</w:t>
+      </w:r>
+    </w:p>
+    <w:p/>
+    <w:p>
+      <w:r>
+        <w:t>Начальник юридического отдела __________________ /_____________/</w:t>
       </w:r>
       <w:bookmarkStart w:id="0" w:name="_GoBack"/>
       <w:bookmarkEnd w:id="0"/>
